--- a/docx/dynamic-code-docs/setup-runner.docx
+++ b/docx/dynamic-code-docs/setup-runner.docx
@@ -103,7 +103,7 @@
         <w:pStyle w:val="FirstParagraph"/>
       </w:pPr>
       <w:r>
-        <w:t xml:space="preserve">Fully offline-capable setup script that installs required PowerShell modules (Pester, PSScriptAnalyzer, PlatyPS) and binary tools (Oh My Posh, GNU make, checkmake). Bundled copies live in scripts/modules/; if absent it attempts a PSGallery download via Save-Module with no admin rights needed.</w:t>
+        <w:t xml:space="preserve">Offline-only, non-destructive setup script that verifies required PowerShell modules (Pester, PSScriptAnalyzer, PlatyPS) and binary tools (Oh My Posh, GNU make, checkmake). Bundled copies live in scripts/modules/ and are imported by explicit manifest path. Missing or unusable dependencies are reported without deleting packages or attempting Internet downloads.</w:t>
       </w:r>
     </w:p>
     <w:bookmarkEnd w:id="10"/>
@@ -269,7 +269,19 @@
         <w:rPr>
           <w:rStyle w:val="NormalTok"/>
         </w:rPr>
-        <w:t xml:space="preserve">    Fully offline-capable setup script that installs required PowerShell modules</w:t>
+        <w:t xml:space="preserve">    Offline-only</w:t>
+      </w:r>
+      <w:r>
+        <w:rPr>
+          <w:rStyle w:val="OperatorTok"/>
+        </w:rPr>
+        <w:t xml:space="preserve">,</w:t>
+      </w:r>
+      <w:r>
+        <w:rPr>
+          <w:rStyle w:val="NormalTok"/>
+        </w:rPr>
+        <w:t xml:space="preserve"> non-destructive setup script that verifies required PowerShell modules</w:t>
       </w:r>
       <w:r>
         <w:br/>
@@ -413,25 +425,13 @@
         <w:rPr>
           <w:rStyle w:val="OperatorTok"/>
         </w:rPr>
-        <w:t xml:space="preserve">/;</w:t>
-      </w:r>
-      <w:r>
-        <w:rPr>
-          <w:rStyle w:val="NormalTok"/>
-        </w:rPr>
-        <w:t xml:space="preserve"> </w:t>
-      </w:r>
-      <w:r>
-        <w:rPr>
-          <w:rStyle w:val="ControlFlowTok"/>
-        </w:rPr>
-        <w:t xml:space="preserve">if</w:t>
-      </w:r>
-      <w:r>
-        <w:rPr>
-          <w:rStyle w:val="NormalTok"/>
-        </w:rPr>
-        <w:t xml:space="preserve"> absent it attempts</w:t>
+        <w:t xml:space="preserve">/</w:t>
+      </w:r>
+      <w:r>
+        <w:rPr>
+          <w:rStyle w:val="NormalTok"/>
+        </w:rPr>
+        <w:t xml:space="preserve"> and are imported by</w:t>
       </w:r>
       <w:r>
         <w:br/>
@@ -440,7 +440,28 @@
         <w:rPr>
           <w:rStyle w:val="NormalTok"/>
         </w:rPr>
-        <w:t xml:space="preserve">    a PSGallery download via Save-Module with no admin rights needed</w:t>
+        <w:t xml:space="preserve">    explicit manifest path</w:t>
+      </w:r>
+      <w:r>
+        <w:rPr>
+          <w:rStyle w:val="OperatorTok"/>
+        </w:rPr>
+        <w:t xml:space="preserve">.</w:t>
+      </w:r>
+      <w:r>
+        <w:rPr>
+          <w:rStyle w:val="NormalTok"/>
+        </w:rPr>
+        <w:t xml:space="preserve"> Missing or unusable dependencies are reported without</w:t>
+      </w:r>
+      <w:r>
+        <w:br/>
+      </w:r>
+      <w:r>
+        <w:rPr>
+          <w:rStyle w:val="NormalTok"/>
+        </w:rPr>
+        <w:t xml:space="preserve">    deleting packages or attempting Internet downloads</w:t>
       </w:r>
       <w:r>
         <w:rPr>
